--- a/交付文件/元件對應文件.docx
+++ b/交付文件/元件對應文件.docx
@@ -1,12 +1,12 @@
 
 <file path=word/document.xml><?xml version="1.0" encoding="utf-8"?>
-<w:document xmlns:wpc="http://schemas.microsoft.com/office/word/2010/wordprocessingCanvas" xmlns:cx="http://schemas.microsoft.com/office/drawing/2014/chartex" xmlns:cx1="http://schemas.microsoft.com/office/drawing/2015/9/8/chartex" xmlns:cx2="http://schemas.microsoft.com/office/drawing/2015/10/21/chartex" xmlns:cx3="http://schemas.microsoft.com/office/drawing/2016/5/9/chartex" xmlns:cx4="http://schemas.microsoft.com/office/drawing/2016/5/10/chartex" xmlns:cx5="http://schemas.microsoft.com/office/drawing/2016/5/11/chartex" xmlns:cx6="http://schemas.microsoft.com/office/drawing/2016/5/12/chartex" xmlns:cx7="http://schemas.microsoft.com/office/drawing/2016/5/13/chartex" xmlns:cx8="http://schemas.microsoft.com/office/drawing/2016/5/14/chartex" xmlns:mc="http://schemas.openxmlformats.org/markup-compatibility/2006" xmlns:aink="http://schemas.microsoft.com/office/drawing/2016/ink" xmlns:am3d="http://schemas.microsoft.com/office/drawing/2017/model3d" xmlns:o="urn:schemas-microsoft-com:office:office" xmlns:oel="http://schemas.microsoft.com/office/2019/extlst" xmlns:r="http://schemas.openxmlformats.org/officeDocument/2006/relationships" xmlns:m="http://schemas.openxmlformats.org/officeDocument/2006/math" xmlns:v="urn:schemas-microsoft-com:vml" xmlns:wp14="http://schemas.microsoft.com/office/word/2010/wordprocessingDrawing" xmlns:wp="http://schemas.openxmlformats.org/drawingml/2006/wordprocessingDrawing" xmlns:w10="urn:schemas-microsoft-com:office:word" xmlns:w="http://schemas.openxmlformats.org/wordprocessingml/2006/main" xmlns:w14="http://schemas.microsoft.com/office/word/2010/wordml" xmlns:w15="http://schemas.microsoft.com/office/word/2012/wordml" xmlns:w16cex="http://schemas.microsoft.com/office/word/2018/wordml/cex" xmlns:w16cid="http://schemas.microsoft.com/office/word/2016/wordml/cid" xmlns:w16="http://schemas.microsoft.com/office/word/2018/wordml" xmlns:w16sdtdh="http://schemas.microsoft.com/office/word/2020/wordml/sdtdatahash" xmlns:w16se="http://schemas.microsoft.com/office/word/2015/wordml/symex" xmlns:wpg="http://schemas.microsoft.com/office/word/2010/wordprocessingGroup" xmlns:wpi="http://schemas.microsoft.com/office/word/2010/wordprocessingInk" xmlns:wne="http://schemas.microsoft.com/office/word/2006/wordml" xmlns:wps="http://schemas.microsoft.com/office/word/2010/wordprocessingShape" mc:Ignorable="w14 w15 w16se w16cid w16 w16cex w16sdtdh wp14">
+<w:document xmlns:wpc="http://schemas.microsoft.com/office/word/2010/wordprocessingCanvas" xmlns:cx="http://schemas.microsoft.com/office/drawing/2014/chartex" xmlns:cx1="http://schemas.microsoft.com/office/drawing/2015/9/8/chartex" xmlns:cx2="http://schemas.microsoft.com/office/drawing/2015/10/21/chartex" xmlns:cx3="http://schemas.microsoft.com/office/drawing/2016/5/9/chartex" xmlns:cx4="http://schemas.microsoft.com/office/drawing/2016/5/10/chartex" xmlns:cx5="http://schemas.microsoft.com/office/drawing/2016/5/11/chartex" xmlns:cx6="http://schemas.microsoft.com/office/drawing/2016/5/12/chartex" xmlns:cx7="http://schemas.microsoft.com/office/drawing/2016/5/13/chartex" xmlns:cx8="http://schemas.microsoft.com/office/drawing/2016/5/14/chartex" xmlns:mc="http://schemas.openxmlformats.org/markup-compatibility/2006" xmlns:aink="http://schemas.microsoft.com/office/drawing/2016/ink" xmlns:am3d="http://schemas.microsoft.com/office/drawing/2017/model3d" xmlns:o="urn:schemas-microsoft-com:office:office" xmlns:oel="http://schemas.microsoft.com/office/2019/extlst" xmlns:r="http://schemas.openxmlformats.org/officeDocument/2006/relationships" xmlns:m="http://schemas.openxmlformats.org/officeDocument/2006/math" xmlns:v="urn:schemas-microsoft-com:vml" xmlns:wp14="http://schemas.microsoft.com/office/word/2010/wordprocessingDrawing" xmlns:wp="http://schemas.openxmlformats.org/drawingml/2006/wordprocessingDrawing" xmlns:w10="urn:schemas-microsoft-com:office:word" xmlns:w="http://schemas.openxmlformats.org/wordprocessingml/2006/main" xmlns:w14="http://schemas.microsoft.com/office/word/2010/wordml" xmlns:w15="http://schemas.microsoft.com/office/word/2012/wordml" xmlns:w16cex="http://schemas.microsoft.com/office/word/2018/wordml/cex" xmlns:w16cid="http://schemas.microsoft.com/office/word/2016/wordml/cid" xmlns:w16="http://schemas.microsoft.com/office/word/2018/wordml" xmlns:w16du="http://schemas.microsoft.com/office/word/2023/wordml/word16du" xmlns:w16sdtdh="http://schemas.microsoft.com/office/word/2020/wordml/sdtdatahash" xmlns:w16se="http://schemas.microsoft.com/office/word/2015/wordml/symex" xmlns:wpg="http://schemas.microsoft.com/office/word/2010/wordprocessingGroup" xmlns:wpi="http://schemas.microsoft.com/office/word/2010/wordprocessingInk" xmlns:wne="http://schemas.microsoft.com/office/word/2006/wordml" xmlns:wps="http://schemas.microsoft.com/office/word/2010/wordprocessingShape" mc:Ignorable="w14 w15 w16se w16cid w16 w16cex w16sdtdh w16du wp14">
   <w:body>
     <w:p>
       <w:pPr>
         <w:snapToGrid w:val="0"/>
         <w:rPr>
-          <w:rFonts w:ascii="微軟正黑體" w:eastAsia="微軟正黑體" w:hAnsi="微軟正黑體" w:hint="eastAsia"/>
+          <w:rFonts w:ascii="微軟正黑體" w:eastAsia="微軟正黑體" w:hAnsi="微軟正黑體"/>
           <w:szCs w:val="24"/>
         </w:rPr>
       </w:pPr>
@@ -25,8 +25,8 @@
         <w:tblLook w:val="04A0" w:firstRow="1" w:lastRow="0" w:firstColumn="1" w:lastColumn="0" w:noHBand="0" w:noVBand="1"/>
       </w:tblPr>
       <w:tblGrid>
-        <w:gridCol w:w="2268"/>
-        <w:gridCol w:w="6028"/>
+        <w:gridCol w:w="2405"/>
+        <w:gridCol w:w="5891"/>
       </w:tblGrid>
       <w:tr>
         <w:tc>
@@ -60,14 +60,14 @@
       <w:tr>
         <w:tc>
           <w:tcPr>
-            <w:tcW w:w="2268" w:type="dxa"/>
-            <w:shd w:val="clear" w:color="auto" w:fill="F2F2F2" w:themeFill="background1" w:themeFillShade="F2"/>
-          </w:tcPr>
-          <w:p>
-            <w:pPr>
-              <w:snapToGrid w:val="0"/>
-              <w:rPr>
-                <w:rFonts w:ascii="微軟正黑體" w:eastAsia="微軟正黑體" w:hAnsi="微軟正黑體" w:hint="eastAsia"/>
+            <w:tcW w:w="2405" w:type="dxa"/>
+            <w:shd w:val="clear" w:color="auto" w:fill="F2F2F2" w:themeFill="background1" w:themeFillShade="F2"/>
+          </w:tcPr>
+          <w:p>
+            <w:pPr>
+              <w:snapToGrid w:val="0"/>
+              <w:rPr>
+                <w:rFonts w:ascii="微軟正黑體" w:eastAsia="微軟正黑體" w:hAnsi="微軟正黑體"/>
                 <w:szCs w:val="24"/>
               </w:rPr>
             </w:pPr>
@@ -91,7 +91,7 @@
         </w:tc>
         <w:tc>
           <w:tcPr>
-            <w:tcW w:w="6028" w:type="dxa"/>
+            <w:tcW w:w="5891" w:type="dxa"/>
             <w:shd w:val="clear" w:color="auto" w:fill="F2F2F2" w:themeFill="background1" w:themeFillShade="F2"/>
           </w:tcPr>
           <w:p>
@@ -115,14 +115,14 @@
       <w:tr>
         <w:tc>
           <w:tcPr>
-            <w:tcW w:w="2268" w:type="dxa"/>
-            <w:shd w:val="clear" w:color="auto" w:fill="F2F2F2" w:themeFill="background1" w:themeFillShade="F2"/>
-          </w:tcPr>
-          <w:p>
-            <w:pPr>
-              <w:snapToGrid w:val="0"/>
-              <w:rPr>
-                <w:rFonts w:ascii="微軟正黑體" w:eastAsia="微軟正黑體" w:hAnsi="微軟正黑體" w:hint="eastAsia"/>
+            <w:tcW w:w="2405" w:type="dxa"/>
+            <w:shd w:val="clear" w:color="auto" w:fill="F2F2F2" w:themeFill="background1" w:themeFillShade="F2"/>
+          </w:tcPr>
+          <w:p>
+            <w:pPr>
+              <w:snapToGrid w:val="0"/>
+              <w:rPr>
+                <w:rFonts w:ascii="微軟正黑體" w:eastAsia="微軟正黑體" w:hAnsi="微軟正黑體"/>
                 <w:szCs w:val="24"/>
               </w:rPr>
             </w:pPr>
@@ -144,7 +144,7 @@
         </w:tc>
         <w:tc>
           <w:tcPr>
-            <w:tcW w:w="6028" w:type="dxa"/>
+            <w:tcW w:w="5891" w:type="dxa"/>
             <w:shd w:val="clear" w:color="auto" w:fill="F2F2F2" w:themeFill="background1" w:themeFillShade="F2"/>
           </w:tcPr>
           <w:p>
@@ -168,13 +168,13 @@
       <w:tr>
         <w:tc>
           <w:tcPr>
-            <w:tcW w:w="2268" w:type="dxa"/>
-          </w:tcPr>
-          <w:p>
-            <w:pPr>
-              <w:snapToGrid w:val="0"/>
-              <w:rPr>
-                <w:rFonts w:ascii="微軟正黑體" w:eastAsia="微軟正黑體" w:hAnsi="微軟正黑體" w:hint="eastAsia"/>
+            <w:tcW w:w="2405" w:type="dxa"/>
+          </w:tcPr>
+          <w:p>
+            <w:pPr>
+              <w:snapToGrid w:val="0"/>
+              <w:rPr>
+                <w:rFonts w:ascii="微軟正黑體" w:eastAsia="微軟正黑體" w:hAnsi="微軟正黑體"/>
                 <w:color w:val="BFBFBF" w:themeColor="background1" w:themeShade="BF"/>
                 <w:szCs w:val="24"/>
               </w:rPr>
@@ -201,31 +201,105 @@
         </w:tc>
         <w:tc>
           <w:tcPr>
-            <w:tcW w:w="6028" w:type="dxa"/>
-          </w:tcPr>
-          <w:p>
-            <w:pPr>
-              <w:snapToGrid w:val="0"/>
-              <w:rPr>
-                <w:rFonts w:ascii="微軟正黑體" w:eastAsia="微軟正黑體" w:hAnsi="微軟正黑體"/>
-                <w:color w:val="BFBFBF" w:themeColor="background1" w:themeShade="BF"/>
-                <w:szCs w:val="24"/>
-              </w:rPr>
-            </w:pPr>
-          </w:p>
-        </w:tc>
-      </w:tr>
-      <w:tr>
-        <w:tc>
-          <w:tcPr>
-            <w:tcW w:w="2268" w:type="dxa"/>
-            <w:shd w:val="clear" w:color="auto" w:fill="F2F2F2" w:themeFill="background1" w:themeFillShade="F2"/>
-          </w:tcPr>
-          <w:p>
-            <w:pPr>
-              <w:snapToGrid w:val="0"/>
-              <w:rPr>
-                <w:rFonts w:ascii="微軟正黑體" w:eastAsia="微軟正黑體" w:hAnsi="微軟正黑體" w:hint="eastAsia"/>
+            <w:tcW w:w="5891" w:type="dxa"/>
+          </w:tcPr>
+          <w:p>
+            <w:pPr>
+              <w:snapToGrid w:val="0"/>
+              <w:rPr>
+                <w:rFonts w:ascii="微軟正黑體" w:eastAsia="微軟正黑體" w:hAnsi="微軟正黑體"/>
+                <w:color w:val="BFBFBF" w:themeColor="background1" w:themeShade="BF"/>
+                <w:szCs w:val="24"/>
+              </w:rPr>
+            </w:pPr>
+            <w:r>
+              <w:rPr>
+                <w:rFonts w:ascii="微軟正黑體" w:eastAsia="微軟正黑體" w:hAnsi="微軟正黑體"/>
+                <w:color w:val="BFBFBF" w:themeColor="background1" w:themeShade="BF"/>
+                <w:szCs w:val="24"/>
+              </w:rPr>
+              <w:t>https://www.npmjs.com/package/eslint</w:t>
+            </w:r>
+          </w:p>
+        </w:tc>
+      </w:tr>
+      <w:tr>
+        <w:tc>
+          <w:tcPr>
+            <w:tcW w:w="2405" w:type="dxa"/>
+            <w:shd w:val="clear" w:color="auto" w:fill="F2F2F2" w:themeFill="background1" w:themeFillShade="F2"/>
+          </w:tcPr>
+          <w:p>
+            <w:pPr>
+              <w:snapToGrid w:val="0"/>
+              <w:rPr>
+                <w:rFonts w:ascii="微軟正黑體" w:eastAsia="微軟正黑體" w:hAnsi="微軟正黑體"/>
+                <w:color w:val="BFBFBF" w:themeColor="background1" w:themeShade="BF"/>
+                <w:szCs w:val="24"/>
+              </w:rPr>
+            </w:pPr>
+            <w:r>
+              <w:rPr>
+                <w:rFonts w:ascii="微軟正黑體" w:eastAsia="微軟正黑體" w:hAnsi="微軟正黑體"/>
+                <w:color w:val="BFBFBF" w:themeColor="background1" w:themeShade="BF"/>
+                <w:szCs w:val="24"/>
+              </w:rPr>
+              <w:t>G</w:t>
+            </w:r>
+            <w:r>
+              <w:rPr>
+                <w:rFonts w:ascii="微軟正黑體" w:eastAsia="微軟正黑體" w:hAnsi="微軟正黑體"/>
+                <w:color w:val="BFBFBF" w:themeColor="background1" w:themeShade="BF"/>
+                <w:szCs w:val="24"/>
+              </w:rPr>
+              <w:t>lobby</w:t>
+            </w:r>
+            <w:r>
+              <w:rPr>
+                <w:rFonts w:ascii="微軟正黑體" w:eastAsia="微軟正黑體" w:hAnsi="微軟正黑體" w:hint="eastAsia"/>
+                <w:color w:val="BFBFBF" w:themeColor="background1" w:themeShade="BF"/>
+                <w:szCs w:val="24"/>
+              </w:rPr>
+              <w:t xml:space="preserve"> </w:t>
+            </w:r>
+          </w:p>
+        </w:tc>
+        <w:tc>
+          <w:tcPr>
+            <w:tcW w:w="5891" w:type="dxa"/>
+            <w:shd w:val="clear" w:color="auto" w:fill="F2F2F2" w:themeFill="background1" w:themeFillShade="F2"/>
+          </w:tcPr>
+          <w:p>
+            <w:pPr>
+              <w:snapToGrid w:val="0"/>
+              <w:rPr>
+                <w:rFonts w:ascii="微軟正黑體" w:eastAsia="微軟正黑體" w:hAnsi="微軟正黑體"/>
+                <w:color w:val="BFBFBF" w:themeColor="background1" w:themeShade="BF"/>
+                <w:szCs w:val="24"/>
+              </w:rPr>
+            </w:pPr>
+            <w:r>
+              <w:rPr>
+                <w:rFonts w:ascii="微軟正黑體" w:eastAsia="微軟正黑體" w:hAnsi="微軟正黑體"/>
+                <w:color w:val="BFBFBF" w:themeColor="background1" w:themeShade="BF"/>
+                <w:szCs w:val="24"/>
+              </w:rPr>
+              <w:t>https://www.npmjs.com/package/globby</w:t>
+            </w:r>
+          </w:p>
+        </w:tc>
+      </w:tr>
+      <w:tr>
+        <w:tc>
+          <w:tcPr>
+            <w:tcW w:w="2405" w:type="dxa"/>
+            <w:shd w:val="clear" w:color="auto" w:fill="F2F2F2" w:themeFill="background1" w:themeFillShade="F2"/>
+          </w:tcPr>
+          <w:p>
+            <w:pPr>
+              <w:snapToGrid w:val="0"/>
+              <w:rPr>
+                <w:rFonts w:ascii="微軟正黑體" w:eastAsia="微軟正黑體" w:hAnsi="微軟正黑體"/>
                 <w:color w:val="BFBFBF" w:themeColor="background1" w:themeShade="BF"/>
                 <w:szCs w:val="24"/>
               </w:rPr>
@@ -244,63 +318,13 @@
                 <w:color w:val="BFBFBF" w:themeColor="background1" w:themeShade="BF"/>
                 <w:szCs w:val="24"/>
               </w:rPr>
-              <w:t>lobby</w:t>
-            </w:r>
-          </w:p>
-        </w:tc>
-        <w:tc>
-          <w:tcPr>
-            <w:tcW w:w="6028" w:type="dxa"/>
-            <w:shd w:val="clear" w:color="auto" w:fill="F2F2F2" w:themeFill="background1" w:themeFillShade="F2"/>
-          </w:tcPr>
-          <w:p>
-            <w:pPr>
-              <w:snapToGrid w:val="0"/>
-              <w:rPr>
-                <w:rFonts w:ascii="微軟正黑體" w:eastAsia="微軟正黑體" w:hAnsi="微軟正黑體"/>
-                <w:color w:val="BFBFBF" w:themeColor="background1" w:themeShade="BF"/>
-                <w:szCs w:val="24"/>
-              </w:rPr>
-            </w:pPr>
-          </w:p>
-        </w:tc>
-      </w:tr>
-      <w:tr>
-        <w:tc>
-          <w:tcPr>
-            <w:tcW w:w="2268" w:type="dxa"/>
-            <w:shd w:val="clear" w:color="auto" w:fill="F2F2F2" w:themeFill="background1" w:themeFillShade="F2"/>
-          </w:tcPr>
-          <w:p>
-            <w:pPr>
-              <w:snapToGrid w:val="0"/>
-              <w:rPr>
-                <w:rFonts w:ascii="微軟正黑體" w:eastAsia="微軟正黑體" w:hAnsi="微軟正黑體" w:hint="eastAsia"/>
-                <w:color w:val="BFBFBF" w:themeColor="background1" w:themeShade="BF"/>
-                <w:szCs w:val="24"/>
-              </w:rPr>
-            </w:pPr>
-            <w:r>
-              <w:rPr>
-                <w:rFonts w:ascii="微軟正黑體" w:eastAsia="微軟正黑體" w:hAnsi="微軟正黑體" w:hint="eastAsia"/>
-                <w:color w:val="BFBFBF" w:themeColor="background1" w:themeShade="BF"/>
-                <w:szCs w:val="24"/>
-              </w:rPr>
-              <w:t>g</w:t>
-            </w:r>
-            <w:r>
-              <w:rPr>
-                <w:rFonts w:ascii="微軟正黑體" w:eastAsia="微軟正黑體" w:hAnsi="微軟正黑體"/>
-                <w:color w:val="BFBFBF" w:themeColor="background1" w:themeShade="BF"/>
-                <w:szCs w:val="24"/>
-              </w:rPr>
               <w:t>ulp</w:t>
             </w:r>
           </w:p>
         </w:tc>
         <w:tc>
           <w:tcPr>
-            <w:tcW w:w="6028" w:type="dxa"/>
+            <w:tcW w:w="5891" w:type="dxa"/>
             <w:shd w:val="clear" w:color="auto" w:fill="F2F2F2" w:themeFill="background1" w:themeFillShade="F2"/>
           </w:tcPr>
           <w:p>
@@ -326,14 +350,14 @@
       <w:tr>
         <w:tc>
           <w:tcPr>
-            <w:tcW w:w="2268" w:type="dxa"/>
-            <w:shd w:val="clear" w:color="auto" w:fill="F2F2F2" w:themeFill="background1" w:themeFillShade="F2"/>
-          </w:tcPr>
-          <w:p>
-            <w:pPr>
-              <w:snapToGrid w:val="0"/>
-              <w:rPr>
-                <w:rFonts w:ascii="微軟正黑體" w:eastAsia="微軟正黑體" w:hAnsi="微軟正黑體" w:hint="eastAsia"/>
+            <w:tcW w:w="2405" w:type="dxa"/>
+            <w:shd w:val="clear" w:color="auto" w:fill="F2F2F2" w:themeFill="background1" w:themeFillShade="F2"/>
+          </w:tcPr>
+          <w:p>
+            <w:pPr>
+              <w:snapToGrid w:val="0"/>
+              <w:rPr>
+                <w:rFonts w:ascii="微軟正黑體" w:eastAsia="微軟正黑體" w:hAnsi="微軟正黑體"/>
                 <w:szCs w:val="24"/>
               </w:rPr>
             </w:pPr>
@@ -357,7 +381,7 @@
         </w:tc>
         <w:tc>
           <w:tcPr>
-            <w:tcW w:w="6028" w:type="dxa"/>
+            <w:tcW w:w="5891" w:type="dxa"/>
             <w:shd w:val="clear" w:color="auto" w:fill="F2F2F2" w:themeFill="background1" w:themeFillShade="F2"/>
           </w:tcPr>
           <w:p>
@@ -381,14 +405,14 @@
       <w:tr>
         <w:tc>
           <w:tcPr>
-            <w:tcW w:w="2268" w:type="dxa"/>
-            <w:shd w:val="clear" w:color="auto" w:fill="F2F2F2" w:themeFill="background1" w:themeFillShade="F2"/>
-          </w:tcPr>
-          <w:p>
-            <w:pPr>
-              <w:snapToGrid w:val="0"/>
-              <w:rPr>
-                <w:rFonts w:ascii="微軟正黑體" w:eastAsia="微軟正黑體" w:hAnsi="微軟正黑體" w:hint="eastAsia"/>
+            <w:tcW w:w="2405" w:type="dxa"/>
+            <w:shd w:val="clear" w:color="auto" w:fill="F2F2F2" w:themeFill="background1" w:themeFillShade="F2"/>
+          </w:tcPr>
+          <w:p>
+            <w:pPr>
+              <w:snapToGrid w:val="0"/>
+              <w:rPr>
+                <w:rFonts w:ascii="微軟正黑體" w:eastAsia="微軟正黑體" w:hAnsi="微軟正黑體"/>
                 <w:szCs w:val="24"/>
               </w:rPr>
             </w:pPr>
@@ -419,7 +443,7 @@
         </w:tc>
         <w:tc>
           <w:tcPr>
-            <w:tcW w:w="6028" w:type="dxa"/>
+            <w:tcW w:w="5891" w:type="dxa"/>
             <w:shd w:val="clear" w:color="auto" w:fill="F2F2F2" w:themeFill="background1" w:themeFillShade="F2"/>
           </w:tcPr>
           <w:p>
@@ -443,14 +467,14 @@
       <w:tr>
         <w:tc>
           <w:tcPr>
-            <w:tcW w:w="2268" w:type="dxa"/>
-            <w:shd w:val="clear" w:color="auto" w:fill="F2F2F2" w:themeFill="background1" w:themeFillShade="F2"/>
-          </w:tcPr>
-          <w:p>
-            <w:pPr>
-              <w:snapToGrid w:val="0"/>
-              <w:rPr>
-                <w:rFonts w:ascii="微軟正黑體" w:eastAsia="微軟正黑體" w:hAnsi="微軟正黑體" w:hint="eastAsia"/>
+            <w:tcW w:w="2405" w:type="dxa"/>
+            <w:shd w:val="clear" w:color="auto" w:fill="F2F2F2" w:themeFill="background1" w:themeFillShade="F2"/>
+          </w:tcPr>
+          <w:p>
+            <w:pPr>
+              <w:snapToGrid w:val="0"/>
+              <w:rPr>
+                <w:rFonts w:ascii="微軟正黑體" w:eastAsia="微軟正黑體" w:hAnsi="微軟正黑體"/>
                 <w:szCs w:val="24"/>
               </w:rPr>
             </w:pPr>
@@ -467,21 +491,14 @@
                 <w:rFonts w:ascii="微軟正黑體" w:eastAsia="微軟正黑體" w:hAnsi="微軟正黑體"/>
                 <w:szCs w:val="24"/>
               </w:rPr>
-              <w:t>query</w:t>
-            </w:r>
-            <w:r>
-              <w:rPr>
-                <w:rFonts w:ascii="微軟正黑體" w:eastAsia="微軟正黑體" w:hAnsi="微軟正黑體"/>
-                <w:szCs w:val="24"/>
-              </w:rPr>
-              <w:t>Ui</w:t>
+              <w:t>queryUi</w:t>
             </w:r>
             <w:proofErr w:type="spellEnd"/>
           </w:p>
         </w:tc>
         <w:tc>
           <w:tcPr>
-            <w:tcW w:w="6028" w:type="dxa"/>
+            <w:tcW w:w="5891" w:type="dxa"/>
             <w:shd w:val="clear" w:color="auto" w:fill="F2F2F2" w:themeFill="background1" w:themeFillShade="F2"/>
           </w:tcPr>
           <w:p>
@@ -505,7 +522,7 @@
       <w:tr>
         <w:tc>
           <w:tcPr>
-            <w:tcW w:w="2268" w:type="dxa"/>
+            <w:tcW w:w="2405" w:type="dxa"/>
             <w:shd w:val="clear" w:color="auto" w:fill="F2F2F2" w:themeFill="background1" w:themeFillShade="F2"/>
           </w:tcPr>
           <w:p>
@@ -527,7 +544,7 @@
         </w:tc>
         <w:tc>
           <w:tcPr>
-            <w:tcW w:w="6028" w:type="dxa"/>
+            <w:tcW w:w="5891" w:type="dxa"/>
             <w:shd w:val="clear" w:color="auto" w:fill="F2F2F2" w:themeFill="background1" w:themeFillShade="F2"/>
           </w:tcPr>
           <w:p>
@@ -551,14 +568,14 @@
       <w:tr>
         <w:tc>
           <w:tcPr>
-            <w:tcW w:w="2268" w:type="dxa"/>
-            <w:shd w:val="clear" w:color="auto" w:fill="F2F2F2" w:themeFill="background1" w:themeFillShade="F2"/>
-          </w:tcPr>
-          <w:p>
-            <w:pPr>
-              <w:snapToGrid w:val="0"/>
-              <w:rPr>
-                <w:rFonts w:ascii="微軟正黑體" w:eastAsia="微軟正黑體" w:hAnsi="微軟正黑體" w:hint="eastAsia"/>
+            <w:tcW w:w="2405" w:type="dxa"/>
+            <w:shd w:val="clear" w:color="auto" w:fill="F2F2F2" w:themeFill="background1" w:themeFillShade="F2"/>
+          </w:tcPr>
+          <w:p>
+            <w:pPr>
+              <w:snapToGrid w:val="0"/>
+              <w:rPr>
+                <w:rFonts w:ascii="微軟正黑體" w:eastAsia="微軟正黑體" w:hAnsi="微軟正黑體"/>
                 <w:szCs w:val="24"/>
               </w:rPr>
             </w:pPr>
@@ -573,7 +590,7 @@
         </w:tc>
         <w:tc>
           <w:tcPr>
-            <w:tcW w:w="6028" w:type="dxa"/>
+            <w:tcW w:w="5891" w:type="dxa"/>
             <w:shd w:val="clear" w:color="auto" w:fill="F2F2F2" w:themeFill="background1" w:themeFillShade="F2"/>
           </w:tcPr>
           <w:p>
@@ -597,14 +614,14 @@
       <w:tr>
         <w:tc>
           <w:tcPr>
-            <w:tcW w:w="2268" w:type="dxa"/>
-            <w:shd w:val="clear" w:color="auto" w:fill="F2F2F2" w:themeFill="background1" w:themeFillShade="F2"/>
-          </w:tcPr>
-          <w:p>
-            <w:pPr>
-              <w:snapToGrid w:val="0"/>
-              <w:rPr>
-                <w:rFonts w:ascii="微軟正黑體" w:eastAsia="微軟正黑體" w:hAnsi="微軟正黑體" w:hint="eastAsia"/>
+            <w:tcW w:w="2405" w:type="dxa"/>
+            <w:shd w:val="clear" w:color="auto" w:fill="F2F2F2" w:themeFill="background1" w:themeFillShade="F2"/>
+          </w:tcPr>
+          <w:p>
+            <w:pPr>
+              <w:snapToGrid w:val="0"/>
+              <w:rPr>
+                <w:rFonts w:ascii="微軟正黑體" w:eastAsia="微軟正黑體" w:hAnsi="微軟正黑體"/>
                 <w:szCs w:val="24"/>
               </w:rPr>
             </w:pPr>
@@ -619,7 +636,7 @@
         </w:tc>
         <w:tc>
           <w:tcPr>
-            <w:tcW w:w="6028" w:type="dxa"/>
+            <w:tcW w:w="5891" w:type="dxa"/>
             <w:shd w:val="clear" w:color="auto" w:fill="F2F2F2" w:themeFill="background1" w:themeFillShade="F2"/>
           </w:tcPr>
           <w:p>
@@ -643,14 +660,14 @@
       <w:tr>
         <w:tc>
           <w:tcPr>
-            <w:tcW w:w="2268" w:type="dxa"/>
-            <w:shd w:val="clear" w:color="auto" w:fill="F2F2F2" w:themeFill="background1" w:themeFillShade="F2"/>
-          </w:tcPr>
-          <w:p>
-            <w:pPr>
-              <w:snapToGrid w:val="0"/>
-              <w:rPr>
-                <w:rFonts w:ascii="微軟正黑體" w:eastAsia="微軟正黑體" w:hAnsi="微軟正黑體" w:hint="eastAsia"/>
+            <w:tcW w:w="2405" w:type="dxa"/>
+            <w:shd w:val="clear" w:color="auto" w:fill="F2F2F2" w:themeFill="background1" w:themeFillShade="F2"/>
+          </w:tcPr>
+          <w:p>
+            <w:pPr>
+              <w:snapToGrid w:val="0"/>
+              <w:rPr>
+                <w:rFonts w:ascii="微軟正黑體" w:eastAsia="微軟正黑體" w:hAnsi="微軟正黑體"/>
                 <w:color w:val="BFBFBF" w:themeColor="background1" w:themeShade="BF"/>
                 <w:szCs w:val="24"/>
               </w:rPr>
@@ -667,43 +684,51 @@
         </w:tc>
         <w:tc>
           <w:tcPr>
-            <w:tcW w:w="6028" w:type="dxa"/>
-            <w:shd w:val="clear" w:color="auto" w:fill="F2F2F2" w:themeFill="background1" w:themeFillShade="F2"/>
-          </w:tcPr>
-          <w:p>
-            <w:pPr>
-              <w:snapToGrid w:val="0"/>
-              <w:rPr>
-                <w:rFonts w:ascii="微軟正黑體" w:eastAsia="微軟正黑體" w:hAnsi="微軟正黑體"/>
-                <w:color w:val="BFBFBF" w:themeColor="background1" w:themeShade="BF"/>
-                <w:szCs w:val="24"/>
-              </w:rPr>
-            </w:pPr>
-          </w:p>
-        </w:tc>
-      </w:tr>
-      <w:tr>
-        <w:tc>
-          <w:tcPr>
-            <w:tcW w:w="2268" w:type="dxa"/>
-            <w:shd w:val="clear" w:color="auto" w:fill="F2F2F2" w:themeFill="background1" w:themeFillShade="F2"/>
-          </w:tcPr>
-          <w:p>
-            <w:pPr>
-              <w:snapToGrid w:val="0"/>
-              <w:rPr>
-                <w:rFonts w:ascii="微軟正黑體" w:eastAsia="微軟正黑體" w:hAnsi="微軟正黑體"/>
-                <w:color w:val="BFBFBF" w:themeColor="background1" w:themeShade="BF"/>
-                <w:szCs w:val="24"/>
-              </w:rPr>
-            </w:pPr>
-            <w:r>
-              <w:rPr>
-                <w:rFonts w:ascii="微軟正黑體" w:eastAsia="微軟正黑體" w:hAnsi="微軟正黑體" w:hint="eastAsia"/>
-                <w:color w:val="BFBFBF" w:themeColor="background1" w:themeShade="BF"/>
-                <w:szCs w:val="24"/>
-              </w:rPr>
-              <w:t>p</w:t>
+            <w:tcW w:w="5891" w:type="dxa"/>
+            <w:shd w:val="clear" w:color="auto" w:fill="F2F2F2" w:themeFill="background1" w:themeFillShade="F2"/>
+          </w:tcPr>
+          <w:p>
+            <w:pPr>
+              <w:snapToGrid w:val="0"/>
+              <w:rPr>
+                <w:rFonts w:ascii="微軟正黑體" w:eastAsia="微軟正黑體" w:hAnsi="微軟正黑體"/>
+                <w:color w:val="BFBFBF" w:themeColor="background1" w:themeShade="BF"/>
+                <w:szCs w:val="24"/>
+              </w:rPr>
+            </w:pPr>
+            <w:r>
+              <w:rPr>
+                <w:rFonts w:ascii="微軟正黑體" w:eastAsia="微軟正黑體" w:hAnsi="微軟正黑體"/>
+                <w:color w:val="BFBFBF" w:themeColor="background1" w:themeShade="BF"/>
+                <w:szCs w:val="24"/>
+              </w:rPr>
+              <w:t>https://www.npmjs.com/package/merge-stream</w:t>
+            </w:r>
+          </w:p>
+        </w:tc>
+      </w:tr>
+      <w:tr>
+        <w:tc>
+          <w:tcPr>
+            <w:tcW w:w="2405" w:type="dxa"/>
+            <w:shd w:val="clear" w:color="auto" w:fill="F2F2F2" w:themeFill="background1" w:themeFillShade="F2"/>
+          </w:tcPr>
+          <w:p>
+            <w:pPr>
+              <w:snapToGrid w:val="0"/>
+              <w:rPr>
+                <w:rFonts w:ascii="微軟正黑體" w:eastAsia="微軟正黑體" w:hAnsi="微軟正黑體" w:hint="eastAsia"/>
+                <w:color w:val="BFBFBF" w:themeColor="background1" w:themeShade="BF"/>
+                <w:szCs w:val="24"/>
+              </w:rPr>
+            </w:pPr>
+            <w:r>
+              <w:rPr>
+                <w:rFonts w:ascii="微軟正黑體" w:eastAsia="微軟正黑體" w:hAnsi="微軟正黑體"/>
+                <w:color w:val="BFBFBF" w:themeColor="background1" w:themeShade="BF"/>
+                <w:szCs w:val="24"/>
+              </w:rPr>
+              <w:t>P</w:t>
             </w:r>
             <w:r>
               <w:rPr>
@@ -713,40 +738,14 @@
               </w:rPr>
               <w:t>ath</w:t>
             </w:r>
-          </w:p>
-        </w:tc>
-        <w:tc>
-          <w:tcPr>
-            <w:tcW w:w="6028" w:type="dxa"/>
-            <w:shd w:val="clear" w:color="auto" w:fill="F2F2F2" w:themeFill="background1" w:themeFillShade="F2"/>
-          </w:tcPr>
-          <w:p>
-            <w:pPr>
-              <w:snapToGrid w:val="0"/>
-              <w:rPr>
-                <w:rFonts w:ascii="微軟正黑體" w:eastAsia="微軟正黑體" w:hAnsi="微軟正黑體"/>
-                <w:color w:val="BFBFBF" w:themeColor="background1" w:themeShade="BF"/>
-                <w:szCs w:val="24"/>
-              </w:rPr>
-            </w:pPr>
-          </w:p>
-        </w:tc>
-      </w:tr>
-      <w:tr>
-        <w:tc>
-          <w:tcPr>
-            <w:tcW w:w="2268" w:type="dxa"/>
-            <w:shd w:val="clear" w:color="auto" w:fill="F2F2F2" w:themeFill="background1" w:themeFillShade="F2"/>
-          </w:tcPr>
-          <w:p>
-            <w:pPr>
-              <w:snapToGrid w:val="0"/>
-              <w:rPr>
-                <w:rFonts w:ascii="微軟正黑體" w:eastAsia="微軟正黑體" w:hAnsi="微軟正黑體" w:hint="eastAsia"/>
-                <w:color w:val="BFBFBF" w:themeColor="background1" w:themeShade="BF"/>
-                <w:szCs w:val="24"/>
-              </w:rPr>
-            </w:pPr>
+            <w:r>
+              <w:rPr>
+                <w:rFonts w:ascii="微軟正黑體" w:eastAsia="微軟正黑體" w:hAnsi="微軟正黑體" w:hint="eastAsia"/>
+                <w:color w:val="BFBFBF" w:themeColor="background1" w:themeShade="BF"/>
+                <w:szCs w:val="24"/>
+              </w:rPr>
+              <w:t xml:space="preserve">, </w:t>
+            </w:r>
             <w:proofErr w:type="spellStart"/>
             <w:r>
               <w:rPr>
@@ -754,56 +753,142 @@
                 <w:color w:val="BFBFBF" w:themeColor="background1" w:themeShade="BF"/>
                 <w:szCs w:val="24"/>
               </w:rPr>
-              <w:t>p</w:t>
-            </w:r>
-            <w:r>
-              <w:rPr>
-                <w:rFonts w:ascii="微軟正黑體" w:eastAsia="微軟正黑體" w:hAnsi="微軟正黑體"/>
-                <w:color w:val="BFBFBF" w:themeColor="background1" w:themeShade="BF"/>
+              <w:t>npm</w:t>
+            </w:r>
+            <w:proofErr w:type="spellEnd"/>
+            <w:r>
+              <w:rPr>
+                <w:rFonts w:ascii="微軟正黑體" w:eastAsia="微軟正黑體" w:hAnsi="微軟正黑體" w:hint="eastAsia"/>
+                <w:color w:val="BFBFBF" w:themeColor="background1" w:themeShade="BF"/>
+                <w:szCs w:val="24"/>
+              </w:rPr>
+              <w:t>路徑解析</w:t>
+            </w:r>
+          </w:p>
+        </w:tc>
+        <w:tc>
+          <w:tcPr>
+            <w:tcW w:w="5891" w:type="dxa"/>
+            <w:shd w:val="clear" w:color="auto" w:fill="F2F2F2" w:themeFill="background1" w:themeFillShade="F2"/>
+          </w:tcPr>
+          <w:p>
+            <w:pPr>
+              <w:snapToGrid w:val="0"/>
+              <w:rPr>
+                <w:rFonts w:ascii="微軟正黑體" w:eastAsia="微軟正黑體" w:hAnsi="微軟正黑體" w:hint="eastAsia"/>
+                <w:color w:val="BFBFBF" w:themeColor="background1" w:themeShade="BF"/>
+                <w:szCs w:val="24"/>
+              </w:rPr>
+            </w:pPr>
+            <w:r>
+              <w:rPr>
+                <w:rFonts w:ascii="微軟正黑體" w:eastAsia="微軟正黑體" w:hAnsi="微軟正黑體"/>
+                <w:color w:val="BFBFBF" w:themeColor="background1" w:themeShade="BF"/>
+                <w:szCs w:val="24"/>
+              </w:rPr>
+              <w:t>https://www.npmjs.com/package/path</w:t>
+            </w:r>
+          </w:p>
+        </w:tc>
+      </w:tr>
+      <w:tr>
+        <w:tc>
+          <w:tcPr>
+            <w:tcW w:w="2405" w:type="dxa"/>
+            <w:shd w:val="clear" w:color="auto" w:fill="F2F2F2" w:themeFill="background1" w:themeFillShade="F2"/>
+          </w:tcPr>
+          <w:p>
+            <w:pPr>
+              <w:snapToGrid w:val="0"/>
+              <w:rPr>
+                <w:rFonts w:ascii="微軟正黑體" w:eastAsia="微軟正黑體" w:hAnsi="微軟正黑體" w:hint="eastAsia"/>
+                <w:szCs w:val="24"/>
+              </w:rPr>
+            </w:pPr>
+            <w:proofErr w:type="spellStart"/>
+            <w:r>
+              <w:rPr>
+                <w:rFonts w:ascii="微軟正黑體" w:eastAsia="微軟正黑體" w:hAnsi="微軟正黑體"/>
+                <w:szCs w:val="24"/>
+              </w:rPr>
+              <w:t>P</w:t>
+            </w:r>
+            <w:r>
+              <w:rPr>
+                <w:rFonts w:ascii="微軟正黑體" w:eastAsia="微軟正黑體" w:hAnsi="微軟正黑體"/>
                 <w:szCs w:val="24"/>
               </w:rPr>
               <w:t>ostcss</w:t>
             </w:r>
             <w:proofErr w:type="spellEnd"/>
-          </w:p>
-        </w:tc>
-        <w:tc>
-          <w:tcPr>
-            <w:tcW w:w="6028" w:type="dxa"/>
-            <w:shd w:val="clear" w:color="auto" w:fill="F2F2F2" w:themeFill="background1" w:themeFillShade="F2"/>
-          </w:tcPr>
-          <w:p>
-            <w:pPr>
-              <w:snapToGrid w:val="0"/>
-              <w:rPr>
-                <w:rFonts w:ascii="微軟正黑體" w:eastAsia="微軟正黑體" w:hAnsi="微軟正黑體"/>
-                <w:color w:val="BFBFBF" w:themeColor="background1" w:themeShade="BF"/>
-                <w:szCs w:val="24"/>
-              </w:rPr>
-            </w:pPr>
-          </w:p>
-        </w:tc>
-      </w:tr>
-      <w:tr>
-        <w:tc>
-          <w:tcPr>
-            <w:tcW w:w="2268" w:type="dxa"/>
-            <w:shd w:val="clear" w:color="auto" w:fill="F2F2F2" w:themeFill="background1" w:themeFillShade="F2"/>
-          </w:tcPr>
-          <w:p>
-            <w:pPr>
-              <w:snapToGrid w:val="0"/>
-              <w:rPr>
-                <w:rFonts w:ascii="微軟正黑體" w:eastAsia="微軟正黑體" w:hAnsi="微軟正黑體"/>
-                <w:szCs w:val="24"/>
-              </w:rPr>
-            </w:pPr>
+            <w:r>
+              <w:rPr>
+                <w:rFonts w:ascii="微軟正黑體" w:eastAsia="微軟正黑體" w:hAnsi="微軟正黑體" w:hint="eastAsia"/>
+                <w:szCs w:val="24"/>
+              </w:rPr>
+              <w:t xml:space="preserve">, </w:t>
+            </w:r>
             <w:proofErr w:type="spellStart"/>
             <w:r>
               <w:rPr>
                 <w:rFonts w:ascii="微軟正黑體" w:eastAsia="微軟正黑體" w:hAnsi="微軟正黑體" w:hint="eastAsia"/>
                 <w:szCs w:val="24"/>
               </w:rPr>
+              <w:t>css</w:t>
+            </w:r>
+            <w:proofErr w:type="spellEnd"/>
+            <w:r>
+              <w:rPr>
+                <w:rFonts w:ascii="微軟正黑體" w:eastAsia="微軟正黑體" w:hAnsi="微軟正黑體" w:hint="eastAsia"/>
+                <w:szCs w:val="24"/>
+              </w:rPr>
+              <w:t>編譯器</w:t>
+            </w:r>
+          </w:p>
+        </w:tc>
+        <w:tc>
+          <w:tcPr>
+            <w:tcW w:w="5891" w:type="dxa"/>
+            <w:shd w:val="clear" w:color="auto" w:fill="F2F2F2" w:themeFill="background1" w:themeFillShade="F2"/>
+          </w:tcPr>
+          <w:p>
+            <w:pPr>
+              <w:snapToGrid w:val="0"/>
+              <w:rPr>
+                <w:rFonts w:ascii="微軟正黑體" w:eastAsia="微軟正黑體" w:hAnsi="微軟正黑體"/>
+                <w:szCs w:val="24"/>
+              </w:rPr>
+            </w:pPr>
+            <w:r>
+              <w:rPr>
+                <w:rFonts w:ascii="微軟正黑體" w:eastAsia="微軟正黑體" w:hAnsi="微軟正黑體"/>
+                <w:szCs w:val="24"/>
+              </w:rPr>
+              <w:t>https://www.npmjs.com/package/postcss</w:t>
+            </w:r>
+          </w:p>
+        </w:tc>
+      </w:tr>
+      <w:tr>
+        <w:tc>
+          <w:tcPr>
+            <w:tcW w:w="2405" w:type="dxa"/>
+            <w:shd w:val="clear" w:color="auto" w:fill="F2F2F2" w:themeFill="background1" w:themeFillShade="F2"/>
+          </w:tcPr>
+          <w:p>
+            <w:pPr>
+              <w:snapToGrid w:val="0"/>
+              <w:rPr>
+                <w:rFonts w:ascii="微軟正黑體" w:eastAsia="微軟正黑體" w:hAnsi="微軟正黑體"/>
+                <w:szCs w:val="24"/>
+              </w:rPr>
+            </w:pPr>
+            <w:proofErr w:type="spellStart"/>
+            <w:r>
+              <w:rPr>
+                <w:rFonts w:ascii="微軟正黑體" w:eastAsia="微軟正黑體" w:hAnsi="微軟正黑體" w:hint="eastAsia"/>
+                <w:szCs w:val="24"/>
+              </w:rPr>
               <w:t>S</w:t>
             </w:r>
             <w:r>
@@ -818,7 +903,7 @@
         </w:tc>
         <w:tc>
           <w:tcPr>
-            <w:tcW w:w="6028" w:type="dxa"/>
+            <w:tcW w:w="5891" w:type="dxa"/>
             <w:shd w:val="clear" w:color="auto" w:fill="F2F2F2" w:themeFill="background1" w:themeFillShade="F2"/>
           </w:tcPr>
           <w:p>
@@ -842,7 +927,7 @@
       <w:tr>
         <w:tc>
           <w:tcPr>
-            <w:tcW w:w="2268" w:type="dxa"/>
+            <w:tcW w:w="2405" w:type="dxa"/>
             <w:shd w:val="clear" w:color="auto" w:fill="F2F2F2" w:themeFill="background1" w:themeFillShade="F2"/>
           </w:tcPr>
           <w:p>
@@ -871,7 +956,7 @@
         </w:tc>
         <w:tc>
           <w:tcPr>
-            <w:tcW w:w="6028" w:type="dxa"/>
+            <w:tcW w:w="5891" w:type="dxa"/>
             <w:shd w:val="clear" w:color="auto" w:fill="F2F2F2" w:themeFill="background1" w:themeFillShade="F2"/>
           </w:tcPr>
           <w:p>
@@ -895,49 +980,67 @@
       <w:tr>
         <w:tc>
           <w:tcPr>
-            <w:tcW w:w="2268" w:type="dxa"/>
-            <w:shd w:val="clear" w:color="auto" w:fill="F2F2F2" w:themeFill="background1" w:themeFillShade="F2"/>
-          </w:tcPr>
-          <w:p>
-            <w:pPr>
-              <w:snapToGrid w:val="0"/>
-              <w:rPr>
-                <w:rFonts w:ascii="微軟正黑體" w:eastAsia="微軟正黑體" w:hAnsi="微軟正黑體" w:hint="eastAsia"/>
-                <w:color w:val="BFBFBF" w:themeColor="background1" w:themeShade="BF"/>
-                <w:szCs w:val="24"/>
-              </w:rPr>
-            </w:pPr>
-            <w:r>
-              <w:rPr>
-                <w:rFonts w:ascii="微軟正黑體" w:eastAsia="微軟正黑體" w:hAnsi="微軟正黑體"/>
-                <w:color w:val="BFBFBF" w:themeColor="background1" w:themeShade="BF"/>
-                <w:szCs w:val="24"/>
-              </w:rPr>
-              <w:t>yarn</w:t>
-            </w:r>
-          </w:p>
-        </w:tc>
-        <w:tc>
-          <w:tcPr>
-            <w:tcW w:w="6028" w:type="dxa"/>
-            <w:shd w:val="clear" w:color="auto" w:fill="F2F2F2" w:themeFill="background1" w:themeFillShade="F2"/>
-          </w:tcPr>
-          <w:p>
-            <w:pPr>
-              <w:snapToGrid w:val="0"/>
-              <w:rPr>
-                <w:rFonts w:ascii="微軟正黑體" w:eastAsia="微軟正黑體" w:hAnsi="微軟正黑體"/>
-                <w:color w:val="BFBFBF" w:themeColor="background1" w:themeShade="BF"/>
-                <w:szCs w:val="24"/>
-              </w:rPr>
-            </w:pPr>
-          </w:p>
-        </w:tc>
-      </w:tr>
-      <w:tr>
-        <w:tc>
-          <w:tcPr>
-            <w:tcW w:w="2268" w:type="dxa"/>
+            <w:tcW w:w="2405" w:type="dxa"/>
+            <w:shd w:val="clear" w:color="auto" w:fill="F2F2F2" w:themeFill="background1" w:themeFillShade="F2"/>
+          </w:tcPr>
+          <w:p>
+            <w:pPr>
+              <w:snapToGrid w:val="0"/>
+              <w:rPr>
+                <w:rFonts w:ascii="微軟正黑體" w:eastAsia="微軟正黑體" w:hAnsi="微軟正黑體" w:hint="eastAsia"/>
+                <w:szCs w:val="24"/>
+              </w:rPr>
+            </w:pPr>
+            <w:r>
+              <w:rPr>
+                <w:rFonts w:ascii="微軟正黑體" w:eastAsia="微軟正黑體" w:hAnsi="微軟正黑體"/>
+                <w:szCs w:val="24"/>
+              </w:rPr>
+              <w:t>Y</w:t>
+            </w:r>
+            <w:r>
+              <w:rPr>
+                <w:rFonts w:ascii="微軟正黑體" w:eastAsia="微軟正黑體" w:hAnsi="微軟正黑體"/>
+                <w:szCs w:val="24"/>
+              </w:rPr>
+              <w:t>arn</w:t>
+            </w:r>
+            <w:r>
+              <w:rPr>
+                <w:rFonts w:ascii="微軟正黑體" w:eastAsia="微軟正黑體" w:hAnsi="微軟正黑體" w:hint="eastAsia"/>
+                <w:szCs w:val="24"/>
+              </w:rPr>
+              <w:t xml:space="preserve"> 套件管理</w:t>
+            </w:r>
+          </w:p>
+        </w:tc>
+        <w:tc>
+          <w:tcPr>
+            <w:tcW w:w="5891" w:type="dxa"/>
+            <w:shd w:val="clear" w:color="auto" w:fill="F2F2F2" w:themeFill="background1" w:themeFillShade="F2"/>
+          </w:tcPr>
+          <w:p>
+            <w:pPr>
+              <w:snapToGrid w:val="0"/>
+              <w:rPr>
+                <w:rFonts w:ascii="微軟正黑體" w:eastAsia="微軟正黑體" w:hAnsi="微軟正黑體"/>
+                <w:szCs w:val="24"/>
+              </w:rPr>
+            </w:pPr>
+            <w:r>
+              <w:rPr>
+                <w:rFonts w:ascii="微軟正黑體" w:eastAsia="微軟正黑體" w:hAnsi="微軟正黑體"/>
+                <w:szCs w:val="24"/>
+              </w:rPr>
+              <w:t>https://www.npmjs.com/package/yarn</w:t>
+            </w:r>
+          </w:p>
+        </w:tc>
+      </w:tr>
+      <w:tr>
+        <w:tc>
+          <w:tcPr>
+            <w:tcW w:w="2405" w:type="dxa"/>
           </w:tcPr>
           <w:p>
             <w:pPr>
@@ -958,7 +1061,7 @@
         </w:tc>
         <w:tc>
           <w:tcPr>
-            <w:tcW w:w="6028" w:type="dxa"/>
+            <w:tcW w:w="5891" w:type="dxa"/>
           </w:tcPr>
           <w:p>
             <w:pPr>
@@ -981,30 +1084,44 @@
       <w:tr>
         <w:tc>
           <w:tcPr>
-            <w:tcW w:w="2268" w:type="dxa"/>
-          </w:tcPr>
-          <w:p>
-            <w:pPr>
-              <w:snapToGrid w:val="0"/>
-              <w:rPr>
-                <w:rFonts w:ascii="微軟正黑體" w:eastAsia="微軟正黑體" w:hAnsi="微軟正黑體"/>
-                <w:szCs w:val="24"/>
-              </w:rPr>
-            </w:pPr>
-          </w:p>
-        </w:tc>
-        <w:tc>
-          <w:tcPr>
-            <w:tcW w:w="6028" w:type="dxa"/>
-          </w:tcPr>
-          <w:p>
-            <w:pPr>
-              <w:snapToGrid w:val="0"/>
-              <w:rPr>
-                <w:rFonts w:ascii="微軟正黑體" w:eastAsia="微軟正黑體" w:hAnsi="微軟正黑體"/>
-                <w:szCs w:val="24"/>
-              </w:rPr>
-            </w:pPr>
+            <w:tcW w:w="2405" w:type="dxa"/>
+          </w:tcPr>
+          <w:p>
+            <w:pPr>
+              <w:snapToGrid w:val="0"/>
+              <w:rPr>
+                <w:rFonts w:ascii="微軟正黑體" w:eastAsia="微軟正黑體" w:hAnsi="微軟正黑體"/>
+                <w:szCs w:val="24"/>
+              </w:rPr>
+            </w:pPr>
+            <w:r>
+              <w:rPr>
+                <w:rFonts w:ascii="微軟正黑體" w:eastAsia="微軟正黑體" w:hAnsi="微軟正黑體" w:hint="eastAsia"/>
+                <w:szCs w:val="24"/>
+              </w:rPr>
+              <w:t>計數器</w:t>
+            </w:r>
+          </w:p>
+        </w:tc>
+        <w:tc>
+          <w:tcPr>
+            <w:tcW w:w="5891" w:type="dxa"/>
+          </w:tcPr>
+          <w:p>
+            <w:pPr>
+              <w:snapToGrid w:val="0"/>
+              <w:rPr>
+                <w:rFonts w:ascii="微軟正黑體" w:eastAsia="微軟正黑體" w:hAnsi="微軟正黑體"/>
+                <w:szCs w:val="24"/>
+              </w:rPr>
+            </w:pPr>
+            <w:r>
+              <w:rPr>
+                <w:rFonts w:ascii="微軟正黑體" w:eastAsia="微軟正黑體" w:hAnsi="微軟正黑體"/>
+                <w:szCs w:val="24"/>
+              </w:rPr>
+              <w:t>https://github.com/bfintal/Counter-Up2</w:t>
+            </w:r>
           </w:p>
         </w:tc>
       </w:tr>
@@ -1034,7 +1151,7 @@
       <w:pPr>
         <w:snapToGrid w:val="0"/>
         <w:rPr>
-          <w:rFonts w:ascii="微軟正黑體" w:eastAsia="微軟正黑體" w:hAnsi="微軟正黑體" w:hint="eastAsia"/>
+          <w:rFonts w:ascii="微軟正黑體" w:eastAsia="微軟正黑體" w:hAnsi="微軟正黑體"/>
           <w:szCs w:val="24"/>
         </w:rPr>
       </w:pPr>
@@ -1096,7 +1213,7 @@
             <w:pPr>
               <w:snapToGrid w:val="0"/>
               <w:rPr>
-                <w:rFonts w:ascii="微軟正黑體" w:eastAsia="微軟正黑體" w:hAnsi="微軟正黑體" w:hint="eastAsia"/>
+                <w:rFonts w:ascii="微軟正黑體" w:eastAsia="微軟正黑體" w:hAnsi="微軟正黑體"/>
                 <w:szCs w:val="24"/>
               </w:rPr>
             </w:pPr>
@@ -1151,7 +1268,7 @@
             <w:pPr>
               <w:snapToGrid w:val="0"/>
               <w:rPr>
-                <w:rFonts w:ascii="微軟正黑體" w:eastAsia="微軟正黑體" w:hAnsi="微軟正黑體" w:hint="eastAsia"/>
+                <w:rFonts w:ascii="微軟正黑體" w:eastAsia="微軟正黑體" w:hAnsi="微軟正黑體"/>
                 <w:szCs w:val="24"/>
               </w:rPr>
             </w:pPr>
@@ -1335,7 +1452,7 @@
             <w:pPr>
               <w:snapToGrid w:val="0"/>
               <w:rPr>
-                <w:rFonts w:ascii="微軟正黑體" w:eastAsia="微軟正黑體" w:hAnsi="微軟正黑體" w:hint="eastAsia"/>
+                <w:rFonts w:ascii="微軟正黑體" w:eastAsia="微軟正黑體" w:hAnsi="微軟正黑體"/>
                 <w:color w:val="BFBFBF" w:themeColor="background1" w:themeShade="BF"/>
                 <w:szCs w:val="24"/>
               </w:rPr>
@@ -1385,7 +1502,7 @@
             <w:pPr>
               <w:snapToGrid w:val="0"/>
               <w:rPr>
-                <w:rFonts w:ascii="微軟正黑體" w:eastAsia="微軟正黑體" w:hAnsi="微軟正黑體" w:hint="eastAsia"/>
+                <w:rFonts w:ascii="微軟正黑體" w:eastAsia="微軟正黑體" w:hAnsi="微軟正黑體"/>
                 <w:color w:val="BFBFBF" w:themeColor="background1" w:themeShade="BF"/>
                 <w:szCs w:val="24"/>
               </w:rPr>
@@ -1480,7 +1597,7 @@
             <w:pPr>
               <w:snapToGrid w:val="0"/>
               <w:rPr>
-                <w:rFonts w:ascii="微軟正黑體" w:eastAsia="微軟正黑體" w:hAnsi="微軟正黑體" w:hint="eastAsia"/>
+                <w:rFonts w:ascii="微軟正黑體" w:eastAsia="微軟正黑體" w:hAnsi="微軟正黑體"/>
                 <w:color w:val="BFBFBF" w:themeColor="background1" w:themeShade="BF"/>
                 <w:szCs w:val="24"/>
               </w:rPr>
@@ -1529,7 +1646,7 @@
             <w:pPr>
               <w:snapToGrid w:val="0"/>
               <w:rPr>
-                <w:rFonts w:ascii="微軟正黑體" w:eastAsia="微軟正黑體" w:hAnsi="微軟正黑體" w:hint="eastAsia"/>
+                <w:rFonts w:ascii="微軟正黑體" w:eastAsia="微軟正黑體" w:hAnsi="微軟正黑體"/>
                 <w:szCs w:val="24"/>
               </w:rPr>
             </w:pPr>
@@ -1559,7 +1676,7 @@
             <w:pPr>
               <w:snapToGrid w:val="0"/>
               <w:rPr>
-                <w:rFonts w:ascii="微軟正黑體" w:eastAsia="微軟正黑體" w:hAnsi="微軟正黑體" w:hint="eastAsia"/>
+                <w:rFonts w:ascii="微軟正黑體" w:eastAsia="微軟正黑體" w:hAnsi="微軟正黑體"/>
                 <w:szCs w:val="24"/>
               </w:rPr>
             </w:pPr>
@@ -1583,7 +1700,7 @@
             <w:pPr>
               <w:snapToGrid w:val="0"/>
               <w:rPr>
-                <w:rFonts w:ascii="微軟正黑體" w:eastAsia="微軟正黑體" w:hAnsi="微軟正黑體" w:hint="eastAsia"/>
+                <w:rFonts w:ascii="微軟正黑體" w:eastAsia="微軟正黑體" w:hAnsi="微軟正黑體"/>
                 <w:color w:val="BFBFBF" w:themeColor="background1" w:themeShade="BF"/>
                 <w:szCs w:val="24"/>
               </w:rPr>
@@ -1685,7 +1802,7 @@
             <w:pPr>
               <w:snapToGrid w:val="0"/>
               <w:rPr>
-                <w:rFonts w:ascii="微軟正黑體" w:eastAsia="微軟正黑體" w:hAnsi="微軟正黑體" w:hint="eastAsia"/>
+                <w:rFonts w:ascii="微軟正黑體" w:eastAsia="微軟正黑體" w:hAnsi="微軟正黑體"/>
                 <w:szCs w:val="24"/>
               </w:rPr>
             </w:pPr>
@@ -1740,7 +1857,7 @@
             <w:pPr>
               <w:snapToGrid w:val="0"/>
               <w:rPr>
-                <w:rFonts w:ascii="微軟正黑體" w:eastAsia="微軟正黑體" w:hAnsi="微軟正黑體" w:hint="eastAsia"/>
+                <w:rFonts w:ascii="微軟正黑體" w:eastAsia="微軟正黑體" w:hAnsi="微軟正黑體"/>
                 <w:szCs w:val="24"/>
               </w:rPr>
             </w:pPr>
@@ -1802,7 +1919,7 @@
             <w:pPr>
               <w:snapToGrid w:val="0"/>
               <w:rPr>
-                <w:rFonts w:ascii="微軟正黑體" w:eastAsia="微軟正黑體" w:hAnsi="微軟正黑體" w:hint="eastAsia"/>
+                <w:rFonts w:ascii="微軟正黑體" w:eastAsia="微軟正黑體" w:hAnsi="微軟正黑體"/>
                 <w:szCs w:val="24"/>
               </w:rPr>
             </w:pPr>
@@ -1903,7 +2020,7 @@
             <w:pPr>
               <w:snapToGrid w:val="0"/>
               <w:rPr>
-                <w:rFonts w:ascii="微軟正黑體" w:eastAsia="微軟正黑體" w:hAnsi="微軟正黑體" w:hint="eastAsia"/>
+                <w:rFonts w:ascii="微軟正黑體" w:eastAsia="微軟正黑體" w:hAnsi="微軟正黑體"/>
                 <w:szCs w:val="24"/>
               </w:rPr>
             </w:pPr>
@@ -1949,7 +2066,7 @@
             <w:pPr>
               <w:snapToGrid w:val="0"/>
               <w:rPr>
-                <w:rFonts w:ascii="微軟正黑體" w:eastAsia="微軟正黑體" w:hAnsi="微軟正黑體" w:hint="eastAsia"/>
+                <w:rFonts w:ascii="微軟正黑體" w:eastAsia="微軟正黑體" w:hAnsi="微軟正黑體"/>
                 <w:color w:val="BFBFBF" w:themeColor="background1" w:themeShade="BF"/>
                 <w:szCs w:val="24"/>
               </w:rPr>
@@ -2041,7 +2158,7 @@
             <w:pPr>
               <w:snapToGrid w:val="0"/>
               <w:rPr>
-                <w:rFonts w:ascii="微軟正黑體" w:eastAsia="微軟正黑體" w:hAnsi="微軟正黑體" w:hint="eastAsia"/>
+                <w:rFonts w:ascii="微軟正黑體" w:eastAsia="微軟正黑體" w:hAnsi="微軟正黑體"/>
                 <w:color w:val="BFBFBF" w:themeColor="background1" w:themeShade="BF"/>
                 <w:szCs w:val="24"/>
               </w:rPr>
@@ -2201,7 +2318,7 @@
             <w:pPr>
               <w:snapToGrid w:val="0"/>
               <w:rPr>
-                <w:rFonts w:ascii="微軟正黑體" w:eastAsia="微軟正黑體" w:hAnsi="微軟正黑體" w:hint="eastAsia"/>
+                <w:rFonts w:ascii="微軟正黑體" w:eastAsia="微軟正黑體" w:hAnsi="微軟正黑體"/>
                 <w:color w:val="BFBFBF" w:themeColor="background1" w:themeShade="BF"/>
                 <w:szCs w:val="24"/>
               </w:rPr>
@@ -2237,7 +2354,6 @@
     <w:p>
       <w:pPr>
         <w:rPr>
-          <w:rFonts w:hint="eastAsia"/>
           <w:szCs w:val="24"/>
         </w:rPr>
       </w:pPr>
@@ -2253,7 +2369,7 @@
 </file>
 
 <file path=word/styles.xml><?xml version="1.0" encoding="utf-8"?>
-<w:styles xmlns:mc="http://schemas.openxmlformats.org/markup-compatibility/2006" xmlns:r="http://schemas.openxmlformats.org/officeDocument/2006/relationships" xmlns:w="http://schemas.openxmlformats.org/wordprocessingml/2006/main" xmlns:w14="http://schemas.microsoft.com/office/word/2010/wordml" xmlns:w15="http://schemas.microsoft.com/office/word/2012/wordml" xmlns:w16cex="http://schemas.microsoft.com/office/word/2018/wordml/cex" xmlns:w16cid="http://schemas.microsoft.com/office/word/2016/wordml/cid" xmlns:w16="http://schemas.microsoft.com/office/word/2018/wordml" xmlns:w16sdtdh="http://schemas.microsoft.com/office/word/2020/wordml/sdtdatahash" xmlns:w16se="http://schemas.microsoft.com/office/word/2015/wordml/symex" mc:Ignorable="w14 w15 w16se w16cid w16 w16cex w16sdtdh">
+<w:styles xmlns:mc="http://schemas.openxmlformats.org/markup-compatibility/2006" xmlns:r="http://schemas.openxmlformats.org/officeDocument/2006/relationships" xmlns:w="http://schemas.openxmlformats.org/wordprocessingml/2006/main" xmlns:w14="http://schemas.microsoft.com/office/word/2010/wordml" xmlns:w15="http://schemas.microsoft.com/office/word/2012/wordml" xmlns:w16cex="http://schemas.microsoft.com/office/word/2018/wordml/cex" xmlns:w16cid="http://schemas.microsoft.com/office/word/2016/wordml/cid" xmlns:w16="http://schemas.microsoft.com/office/word/2018/wordml" xmlns:w16du="http://schemas.microsoft.com/office/word/2023/wordml/word16du" xmlns:w16sdtdh="http://schemas.microsoft.com/office/word/2020/wordml/sdtdatahash" xmlns:w16se="http://schemas.microsoft.com/office/word/2015/wordml/symex" mc:Ignorable="w14 w15 w16se w16cid w16 w16cex w16sdtdh w16du">
   <w:docDefaults>
     <w:rPrDefault>
       <w:rPr>
@@ -2655,7 +2771,6 @@
   <w:style w:type="character" w:default="1" w:styleId="a0">
     <w:name w:val="Default Paragraph Font"/>
     <w:uiPriority w:val="1"/>
-    <w:semiHidden/>
     <w:unhideWhenUsed/>
   </w:style>
   <w:style w:type="table" w:default="1" w:styleId="a1">

--- a/交付文件/元件對應文件.docx
+++ b/交付文件/元件對應文件.docx
@@ -717,7 +717,7 @@
             <w:pPr>
               <w:snapToGrid w:val="0"/>
               <w:rPr>
-                <w:rFonts w:ascii="微軟正黑體" w:eastAsia="微軟正黑體" w:hAnsi="微軟正黑體" w:hint="eastAsia"/>
+                <w:rFonts w:ascii="微軟正黑體" w:eastAsia="微軟正黑體" w:hAnsi="微軟正黑體"/>
                 <w:color w:val="BFBFBF" w:themeColor="background1" w:themeShade="BF"/>
                 <w:szCs w:val="24"/>
               </w:rPr>
@@ -775,7 +775,7 @@
             <w:pPr>
               <w:snapToGrid w:val="0"/>
               <w:rPr>
-                <w:rFonts w:ascii="微軟正黑體" w:eastAsia="微軟正黑體" w:hAnsi="微軟正黑體" w:hint="eastAsia"/>
+                <w:rFonts w:ascii="微軟正黑體" w:eastAsia="微軟正黑體" w:hAnsi="微軟正黑體"/>
                 <w:color w:val="BFBFBF" w:themeColor="background1" w:themeShade="BF"/>
                 <w:szCs w:val="24"/>
               </w:rPr>
@@ -801,7 +801,7 @@
             <w:pPr>
               <w:snapToGrid w:val="0"/>
               <w:rPr>
-                <w:rFonts w:ascii="微軟正黑體" w:eastAsia="微軟正黑體" w:hAnsi="微軟正黑體" w:hint="eastAsia"/>
+                <w:rFonts w:ascii="微軟正黑體" w:eastAsia="微軟正黑體" w:hAnsi="微軟正黑體"/>
                 <w:szCs w:val="24"/>
               </w:rPr>
             </w:pPr>
@@ -987,7 +987,7 @@
             <w:pPr>
               <w:snapToGrid w:val="0"/>
               <w:rPr>
-                <w:rFonts w:ascii="微軟正黑體" w:eastAsia="微軟正黑體" w:hAnsi="微軟正黑體" w:hint="eastAsia"/>
+                <w:rFonts w:ascii="微軟正黑體" w:eastAsia="微軟正黑體" w:hAnsi="微軟正黑體"/>
                 <w:szCs w:val="24"/>
               </w:rPr>
             </w:pPr>
@@ -1121,6 +1121,50 @@
                 <w:szCs w:val="24"/>
               </w:rPr>
               <w:t>https://github.com/bfintal/Counter-Up2</w:t>
+            </w:r>
+          </w:p>
+        </w:tc>
+      </w:tr>
+      <w:tr>
+        <w:tc>
+          <w:tcPr>
+            <w:tcW w:w="2405" w:type="dxa"/>
+          </w:tcPr>
+          <w:p>
+            <w:pPr>
+              <w:snapToGrid w:val="0"/>
+              <w:rPr>
+                <w:rFonts w:ascii="微軟正黑體" w:eastAsia="微軟正黑體" w:hAnsi="微軟正黑體" w:hint="eastAsia"/>
+                <w:szCs w:val="24"/>
+              </w:rPr>
+            </w:pPr>
+            <w:r>
+              <w:rPr>
+                <w:rFonts w:ascii="微軟正黑體" w:eastAsia="微軟正黑體" w:hAnsi="微軟正黑體" w:hint="eastAsia"/>
+                <w:szCs w:val="24"/>
+              </w:rPr>
+              <w:t>日期選擇(尚未啟用)</w:t>
+            </w:r>
+          </w:p>
+        </w:tc>
+        <w:tc>
+          <w:tcPr>
+            <w:tcW w:w="5891" w:type="dxa"/>
+          </w:tcPr>
+          <w:p>
+            <w:pPr>
+              <w:snapToGrid w:val="0"/>
+              <w:rPr>
+                <w:rFonts w:ascii="微軟正黑體" w:eastAsia="微軟正黑體" w:hAnsi="微軟正黑體"/>
+                <w:szCs w:val="24"/>
+              </w:rPr>
+            </w:pPr>
+            <w:r>
+              <w:rPr>
+                <w:rFonts w:ascii="微軟正黑體" w:eastAsia="微軟正黑體" w:hAnsi="微軟正黑體"/>
+                <w:szCs w:val="24"/>
+              </w:rPr>
+              <w:t>https://flatpickr.js.org/getting-started/</w:t>
             </w:r>
           </w:p>
         </w:tc>
@@ -2771,6 +2815,7 @@
   <w:style w:type="character" w:default="1" w:styleId="a0">
     <w:name w:val="Default Paragraph Font"/>
     <w:uiPriority w:val="1"/>
+    <w:semiHidden/>
     <w:unhideWhenUsed/>
   </w:style>
   <w:style w:type="table" w:default="1" w:styleId="a1">
